--- a/熊猫成仙，从青竹山开始/第一卷 龙蛇起陆/第040章 推针线车的那个人.docx
+++ b/熊猫成仙，从青竹山开始/第一卷 龙蛇起陆/第040章 推针线车的那个人.docx
@@ -75,21 +75,21 @@
           <w:sz w:val="27"/>
           <w:szCs w:val="27"/>
         </w:rPr>
-        <w:t xml:space="preserve">竹长义跪着起。他背上缝了十一针，弯不下腰，只能跪。膝盖磨破了，用布裹一层，裹了再跪。</w:t>
-      </w:r>
-    </w:p>
-    <w:p>
-      <w:pPr>
-        <w:spacing w:line="468" w:lineRule="auto" w:after="149"/>
-        <w:ind w:firstLineChars="200" w:firstLine="540"/>
-      </w:pPr>
-      <w:r>
-        <w:rPr>
-          <w:rFonts w:ascii="Times New Roman" w:hAnsi="Times New Roman" w:eastAsia="宋体" w:cs="Times New Roman"/>
-          <w:sz w:val="27"/>
-          <w:szCs w:val="27"/>
-        </w:rPr>
-        <w:t xml:space="preserve">竹长平在旁边挖土，竹长庚在土里摸。他的手比眼睛准。摸到一节，捏一下，硬的是活的，软的是死的。活的放进竹篓，死的撂到一边。</w:t>
+        <w:t xml:space="preserve">竹长义跪着起。背上缝了十一针，弯不下腰，只能跪。膝盖磨破了，裹一层布，裹了再跪。</w:t>
+      </w:r>
+    </w:p>
+    <w:p>
+      <w:pPr>
+        <w:spacing w:line="468" w:lineRule="auto" w:after="149"/>
+        <w:ind w:firstLineChars="200" w:firstLine="540"/>
+      </w:pPr>
+      <w:r>
+        <w:rPr>
+          <w:rFonts w:ascii="Times New Roman" w:hAnsi="Times New Roman" w:eastAsia="宋体" w:cs="Times New Roman"/>
+          <w:sz w:val="27"/>
+          <w:szCs w:val="27"/>
+        </w:rPr>
+        <w:t xml:space="preserve">竹长平挖土，竹长庚在土里摸。他的手比眼睛准，摸到一节捏一下，硬的活，软的死的。活的放进竹篓，死的撂到一边。</w:t>
       </w:r>
     </w:p>
     <w:p>
@@ -187,7 +187,7 @@
           <w:sz w:val="27"/>
           <w:szCs w:val="27"/>
         </w:rPr>
-        <w:t xml:space="preserve">竹守真用左手拿绳子量。量一次，打一个结。两亩地量完，绳子上十个结。</w:t>
+        <w:t xml:space="preserve">竹守真用左手拿绳子量，量一次打一个结。两亩地量完，绳上十个结。</w:t>
       </w:r>
     </w:p>
     <w:p>
@@ -243,7 +243,7 @@
           <w:sz w:val="27"/>
           <w:szCs w:val="27"/>
         </w:rPr>
-        <w:t xml:space="preserve">埋完是第十天的傍晚。三亩地，一亩新起了鞭的老竹，两亩埋了新鞭的土。土是新的，颜色比旁边深，一眼看得出来。</w:t>
+        <w:t xml:space="preserve">埋完是第十天傍晚。三亩地，一亩起了鞭的老竹，两亩埋了新鞭的土。土是新的，比旁边深。</w:t>
       </w:r>
     </w:p>
     <w:p>
@@ -258,6 +258,34 @@
           <w:szCs w:val="27"/>
         </w:rPr>
         <w:t xml:space="preserve">陆明远站在田埂上看那两亩新土。</w:t>
+      </w:r>
+    </w:p>
+    <w:p>
+      <w:pPr>
+        <w:spacing w:line="468" w:lineRule="auto" w:after="149"/>
+        <w:ind w:firstLineChars="200" w:firstLine="540"/>
+      </w:pPr>
+      <w:r>
+        <w:rPr>
+          <w:rFonts w:ascii="Times New Roman" w:hAnsi="Times New Roman" w:eastAsia="宋体" w:cs="Times New Roman"/>
+          <w:sz w:val="27"/>
+          <w:szCs w:val="27"/>
+        </w:rPr>
+        <w:t xml:space="preserve">他往前走了一步，想趴一下。</w:t>
+      </w:r>
+    </w:p>
+    <w:p>
+      <w:pPr>
+        <w:spacing w:line="468" w:lineRule="auto" w:after="149"/>
+        <w:ind w:firstLineChars="200" w:firstLine="540"/>
+      </w:pPr>
+      <w:r>
+        <w:rPr>
+          <w:rFonts w:ascii="Times New Roman" w:hAnsi="Times New Roman" w:eastAsia="宋体" w:cs="Times New Roman"/>
+          <w:sz w:val="27"/>
+          <w:szCs w:val="27"/>
+        </w:rPr>
+        <w:t xml:space="preserve">“别。”竹长庚说，“踩实了，芽顶不出来。”</w:t>
       </w:r>
     </w:p>
     <w:p>
